--- a/DAY 12/TASK 23 - DEPLOY MACHINE ANOMALY DETECTOR TO EC2 INSTANCE.docx
+++ b/DAY 12/TASK 23 - DEPLOY MACHINE ANOMALY DETECTOR TO EC2 INSTANCE.docx
@@ -88,13 +88,13 @@
       </w:pPr>
       <w:r>
         <w:rPr>
-          <w:noProof/>
+          <w:rFonts w:ascii="Times New Roman" w:hAnsi="Times New Roman" w:cs="Times New Roman"/>
         </w:rPr>
         <w:drawing>
-          <wp:inline distT="0" distB="0" distL="0" distR="0" wp14:anchorId="175576F1" wp14:editId="6A5744F7">
+          <wp:inline distT="0" distB="0" distL="0" distR="0" wp14:anchorId="0D727435" wp14:editId="6E04744C">
             <wp:extent cx="5731510" cy="3223895"/>
             <wp:effectExtent l="0" t="0" r="2540" b="0"/>
-            <wp:docPr id="1855120804" name="Picture 1"/>
+            <wp:docPr id="1009621225" name="Picture 1"/>
             <wp:cNvGraphicFramePr>
               <a:graphicFrameLocks xmlns:a="http://schemas.openxmlformats.org/drawingml/2006/main" noChangeAspect="1"/>
             </wp:cNvGraphicFramePr>
@@ -102,7 +102,7 @@
               <a:graphicData uri="http://schemas.openxmlformats.org/drawingml/2006/picture">
                 <pic:pic xmlns:pic="http://schemas.openxmlformats.org/drawingml/2006/picture">
                   <pic:nvPicPr>
-                    <pic:cNvPr id="1855120804" name=""/>
+                    <pic:cNvPr id="1009621225" name=""/>
                     <pic:cNvPicPr/>
                   </pic:nvPicPr>
                   <pic:blipFill>
@@ -138,6 +138,14 @@
     <w:p>
       <w:pPr>
         <w:pStyle w:val="ListParagraph"/>
+        <w:rPr>
+          <w:rFonts w:ascii="Times New Roman" w:hAnsi="Times New Roman" w:cs="Times New Roman"/>
+        </w:rPr>
+      </w:pPr>
+    </w:p>
+    <w:p>
+      <w:pPr>
+        <w:pStyle w:val="ListParagraph"/>
         <w:numPr>
           <w:ilvl w:val="0"/>
           <w:numId w:val="1"/>
@@ -150,7 +158,7 @@
         <w:rPr>
           <w:rFonts w:ascii="Times New Roman" w:hAnsi="Times New Roman" w:cs="Times New Roman"/>
         </w:rPr>
-        <w:t>Flask Backend Deployment on Ubuntu EC2 Server</w:t>
+        <w:t>Smart Factory Anomaly Detector Application Running on AWS Cloud</w:t>
       </w:r>
     </w:p>
     <w:p>
@@ -170,13 +178,13 @@
       </w:pPr>
       <w:r>
         <w:rPr>
-          <w:noProof/>
+          <w:rFonts w:ascii="Times New Roman" w:hAnsi="Times New Roman" w:cs="Times New Roman"/>
         </w:rPr>
         <w:drawing>
-          <wp:inline distT="0" distB="0" distL="0" distR="0" wp14:anchorId="3FE38055" wp14:editId="0371976C">
+          <wp:inline distT="0" distB="0" distL="0" distR="0" wp14:anchorId="45773239" wp14:editId="25052FEC">
             <wp:extent cx="5731510" cy="3223895"/>
             <wp:effectExtent l="0" t="0" r="2540" b="0"/>
-            <wp:docPr id="995548798" name="Picture 1"/>
+            <wp:docPr id="109706518" name="Picture 1"/>
             <wp:cNvGraphicFramePr>
               <a:graphicFrameLocks xmlns:a="http://schemas.openxmlformats.org/drawingml/2006/main" noChangeAspect="1"/>
             </wp:cNvGraphicFramePr>
@@ -184,7 +192,7 @@
               <a:graphicData uri="http://schemas.openxmlformats.org/drawingml/2006/picture">
                 <pic:pic xmlns:pic="http://schemas.openxmlformats.org/drawingml/2006/picture">
                   <pic:nvPicPr>
-                    <pic:cNvPr id="995548798" name=""/>
+                    <pic:cNvPr id="109706518" name=""/>
                     <pic:cNvPicPr/>
                   </pic:nvPicPr>
                   <pic:blipFill>
@@ -232,57 +240,15 @@
           <w:rFonts w:ascii="Times New Roman" w:hAnsi="Times New Roman" w:cs="Times New Roman"/>
         </w:rPr>
       </w:pPr>
-    </w:p>
-    <w:p>
-      <w:pPr>
-        <w:pStyle w:val="ListParagraph"/>
-        <w:rPr>
-          <w:rFonts w:ascii="Times New Roman" w:hAnsi="Times New Roman" w:cs="Times New Roman"/>
-        </w:rPr>
-      </w:pPr>
-    </w:p>
-    <w:p>
-      <w:pPr>
-        <w:pStyle w:val="ListParagraph"/>
-        <w:numPr>
-          <w:ilvl w:val="0"/>
-          <w:numId w:val="1"/>
-        </w:numPr>
-        <w:rPr>
-          <w:rFonts w:ascii="Times New Roman" w:hAnsi="Times New Roman" w:cs="Times New Roman"/>
-        </w:rPr>
-      </w:pPr>
       <w:r>
         <w:rPr>
-          <w:rFonts w:ascii="Times New Roman" w:hAnsi="Times New Roman" w:cs="Times New Roman"/>
-        </w:rPr>
-        <w:t>Smart Factory Anomaly Detector Application Running on AWS Cloud</w:t>
-      </w:r>
-    </w:p>
-    <w:p>
-      <w:pPr>
-        <w:pStyle w:val="ListParagraph"/>
-        <w:rPr>
-          <w:rFonts w:ascii="Times New Roman" w:hAnsi="Times New Roman" w:cs="Times New Roman"/>
-        </w:rPr>
-      </w:pPr>
-    </w:p>
-    <w:p>
-      <w:pPr>
-        <w:pStyle w:val="ListParagraph"/>
-        <w:rPr>
-          <w:rFonts w:ascii="Times New Roman" w:hAnsi="Times New Roman" w:cs="Times New Roman"/>
-        </w:rPr>
-      </w:pPr>
-      <w:r>
-        <w:rPr>
           <w:noProof/>
         </w:rPr>
         <w:drawing>
-          <wp:inline distT="0" distB="0" distL="0" distR="0" wp14:anchorId="45824B88" wp14:editId="74E936C9">
+          <wp:inline distT="0" distB="0" distL="0" distR="0" wp14:anchorId="39333B79" wp14:editId="48C6504D">
             <wp:extent cx="5731510" cy="3223895"/>
             <wp:effectExtent l="0" t="0" r="2540" b="0"/>
-            <wp:docPr id="2045061723" name="Picture 1"/>
+            <wp:docPr id="1897293831" name="Picture 1"/>
             <wp:cNvGraphicFramePr>
               <a:graphicFrameLocks xmlns:a="http://schemas.openxmlformats.org/drawingml/2006/main" noChangeAspect="1"/>
             </wp:cNvGraphicFramePr>
@@ -290,7 +256,7 @@
               <a:graphicData uri="http://schemas.openxmlformats.org/drawingml/2006/picture">
                 <pic:pic xmlns:pic="http://schemas.openxmlformats.org/drawingml/2006/picture">
                   <pic:nvPicPr>
-                    <pic:cNvPr id="2045061723" name=""/>
+                    <pic:cNvPr id="1897293831" name=""/>
                     <pic:cNvPicPr/>
                   </pic:nvPicPr>
                   <pic:blipFill>
@@ -330,30 +296,6 @@
           <w:rFonts w:ascii="Times New Roman" w:hAnsi="Times New Roman" w:cs="Times New Roman"/>
         </w:rPr>
       </w:pPr>
-    </w:p>
-    <w:p>
-      <w:pPr>
-        <w:pStyle w:val="ListParagraph"/>
-        <w:rPr>
-          <w:rFonts w:ascii="Times New Roman" w:hAnsi="Times New Roman" w:cs="Times New Roman"/>
-        </w:rPr>
-      </w:pPr>
-    </w:p>
-    <w:p>
-      <w:pPr>
-        <w:pStyle w:val="ListParagraph"/>
-        <w:rPr>
-          <w:rFonts w:ascii="Times New Roman" w:hAnsi="Times New Roman" w:cs="Times New Roman"/>
-        </w:rPr>
-      </w:pPr>
-    </w:p>
-    <w:p>
-      <w:pPr>
-        <w:pStyle w:val="ListParagraph"/>
-        <w:rPr>
-          <w:rFonts w:ascii="Times New Roman" w:hAnsi="Times New Roman" w:cs="Times New Roman"/>
-        </w:rPr>
-      </w:pPr>
       <w:r>
         <w:rPr>
           <w:rFonts w:ascii="Times New Roman" w:hAnsi="Times New Roman" w:cs="Times New Roman"/>
@@ -364,7 +306,7 @@
         <w:rPr>
           <w:rFonts w:ascii="Times New Roman" w:hAnsi="Times New Roman" w:cs="Times New Roman"/>
         </w:rPr>
-        <w:t>http://16.170.201.102/</w:t>
+        <w:t>http://16.171.168.251/</w:t>
       </w:r>
     </w:p>
     <w:sectPr>
